--- a/Salmar_2026/Innspill/Hoeringsinnspill_planprogram_Rognsund.docx
+++ b/Salmar_2026/Innspill/Hoeringsinnspill_planprogram_Rognsund.docx
@@ -30,339 +30,161 @@
         </w:pict>
       </w:r>
     </w:p>
-    <w:tbl>
-      <w:tblPr>
-        <w:tblStyle w:val="Table"/>
-        <w:tblW w:type="pct" w:w="0.0"/>
-        <w:tblLook w:firstRow="1"/>
-      </w:tblPr>
-      <w:tblGrid/>
-      <w:tr>
-        <w:trPr>
-          <w:cnfStyle w:firstRow="1"/>
-        </w:trPr>
-        <w:tc>
-          <w:tcPr>
-            <w:tcBorders>
-              <w:bottom w:val="single"/>
-            </w:tcBorders>
-            <w:vAlign w:val="bottom"/>
-          </w:tcPr>
-          <w:p>
-            <w:pPr>
-              <w:pStyle w:val="Compact"/>
-              <w:jc w:val="left"/>
-            </w:pPr>
-            <w:r>
-              <w:t xml:space="preserve">Felt</w:t>
-            </w:r>
-          </w:p>
-        </w:tc>
-        <w:tc>
-          <w:tcPr>
-            <w:tcBorders>
-              <w:bottom w:val="single"/>
-            </w:tcBorders>
-            <w:vAlign w:val="bottom"/>
-          </w:tcPr>
-          <w:p>
-            <w:pPr>
-              <w:pStyle w:val="Compact"/>
-              <w:jc w:val="left"/>
-            </w:pPr>
-            <w:r>
-              <w:t xml:space="preserve">Opplysning</w:t>
-            </w:r>
-          </w:p>
-        </w:tc>
-      </w:tr>
-      <w:tr>
-        <w:tc>
-          <w:p>
-            <w:pPr>
-              <w:pStyle w:val="Compact"/>
-              <w:jc w:val="left"/>
-            </w:pPr>
-            <w:r>
-              <w:rPr>
-                <w:b/>
-              </w:rPr>
-              <w:t xml:space="preserve">Til (hovedmottaker)</w:t>
-            </w:r>
-          </w:p>
-        </w:tc>
-        <w:tc>
-          <w:p>
-            <w:pPr>
-              <w:pStyle w:val="Compact"/>
-              <w:jc w:val="left"/>
-            </w:pPr>
-            <w:r>
-              <w:t xml:space="preserve">Rambøll Norge AS v/ planfaglig konsulent Marie Dølør McDougall –</w:t>
-            </w:r>
-            <w:r>
-              <w:t xml:space="preserve"> </w:t>
-            </w:r>
-            <w:hyperlink r:id="rId21">
-              <w:r>
-                <w:rPr>
-                  <w:rStyle w:val="Hyperlink"/>
-                </w:rPr>
-                <w:t xml:space="preserve">marie.mcdougall@ramboll.no</w:t>
-              </w:r>
-            </w:hyperlink>
-            <w:r>
-              <w:t xml:space="preserve">, Postboks 1077, 9503 Alta</w:t>
-            </w:r>
-          </w:p>
-        </w:tc>
-      </w:tr>
-      <w:tr>
-        <w:tc>
-          <w:p>
-            <w:pPr>
-              <w:pStyle w:val="Compact"/>
-              <w:jc w:val="left"/>
-            </w:pPr>
-            <w:r>
-              <w:rPr>
-                <w:b/>
-              </w:rPr>
-              <w:t xml:space="preserve">Til / kopi</w:t>
-            </w:r>
-          </w:p>
-        </w:tc>
-        <w:tc>
-          <w:p>
-            <w:pPr>
-              <w:pStyle w:val="Compact"/>
-              <w:jc w:val="left"/>
-            </w:pPr>
-            <w:r>
-              <w:t xml:space="preserve">Alta kommune, planavdelingen (ved relevante mottakere: saksbehandler Ingrid Holtan Fredriksen, avdelingsleder plan Veslemøy Grindvik) –</w:t>
-            </w:r>
-            <w:r>
-              <w:t xml:space="preserve"> </w:t>
-            </w:r>
-            <w:hyperlink r:id="rId22">
-              <w:r>
-                <w:rPr>
-                  <w:rStyle w:val="Hyperlink"/>
-                </w:rPr>
-                <w:t xml:space="preserve">postmottak@alta.kommune.no</w:t>
-              </w:r>
-            </w:hyperlink>
-          </w:p>
-        </w:tc>
-      </w:tr>
-      <w:tr>
-        <w:tc>
-          <w:p>
-            <w:pPr>
-              <w:pStyle w:val="Compact"/>
-              <w:jc w:val="left"/>
-            </w:pPr>
-            <w:r>
-              <w:rPr>
-                <w:b/>
-              </w:rPr>
-              <w:t xml:space="preserve">Kopi</w:t>
-            </w:r>
-          </w:p>
-        </w:tc>
-        <w:tc>
-          <w:p>
-            <w:pPr>
-              <w:pStyle w:val="Compact"/>
-              <w:jc w:val="left"/>
-            </w:pPr>
-            <w:r>
-              <w:t xml:space="preserve">Statsforvalteren i Troms og Finnmark; Sametinget; Kystverket; Fiskeridirektoratet; NVE; Mattilsynet; Finnmark fylkeskommune; Miljødirektoratet – samt øvrige berørte parter og interessenter</w:t>
-            </w:r>
-          </w:p>
-        </w:tc>
-      </w:tr>
-      <w:tr>
-        <w:tc>
-          <w:p>
-            <w:pPr>
-              <w:pStyle w:val="Compact"/>
-              <w:jc w:val="left"/>
-            </w:pPr>
-            <w:r>
-              <w:rPr>
-                <w:b/>
-              </w:rPr>
-              <w:t xml:space="preserve">Sak</w:t>
-            </w:r>
-          </w:p>
-        </w:tc>
-        <w:tc>
-          <w:p>
-            <w:pPr>
-              <w:pStyle w:val="Compact"/>
-              <w:jc w:val="left"/>
-            </w:pPr>
-            <w:r>
-              <w:t xml:space="preserve">Detaljregulering for akvakultur i Rognsund. PlanID</w:t>
-            </w:r>
-            <w:r>
-              <w:t xml:space="preserve"> </w:t>
-            </w:r>
-            <w:r>
-              <w:rPr>
-                <w:b/>
-              </w:rPr>
-              <w:t xml:space="preserve">20260001</w:t>
-            </w:r>
-            <w:r>
-              <w:t xml:space="preserve">, arkivsak</w:t>
-            </w:r>
-            <w:r>
-              <w:t xml:space="preserve"> </w:t>
-            </w:r>
-            <w:r>
-              <w:rPr>
-                <w:b/>
-              </w:rPr>
-              <w:t xml:space="preserve">2025/7057</w:t>
-            </w:r>
-            <w:r>
-              <w:t xml:space="preserve"> </w:t>
-            </w:r>
-            <w:r>
-              <w:t xml:space="preserve">(Rambøll prosjektnr. 378020670). Varsel om oppstart 11.05.2026.</w:t>
-            </w:r>
-          </w:p>
-        </w:tc>
-      </w:tr>
-      <w:tr>
-        <w:tc>
-          <w:p>
-            <w:pPr>
-              <w:pStyle w:val="Compact"/>
-              <w:jc w:val="left"/>
-            </w:pPr>
-            <w:r>
-              <w:rPr>
-                <w:b/>
-              </w:rPr>
-              <w:t xml:space="preserve">Gjelder</w:t>
-            </w:r>
-          </w:p>
-        </w:tc>
-        <w:tc>
-          <w:p>
-            <w:pPr>
-              <w:pStyle w:val="Compact"/>
-              <w:jc w:val="left"/>
-            </w:pPr>
-            <w:r>
-              <w:t xml:space="preserve">Høring av planprogram –</w:t>
-            </w:r>
-            <w:r>
-              <w:t xml:space="preserve"> </w:t>
-            </w:r>
-            <w:r>
-              <w:rPr>
-                <w:b/>
-              </w:rPr>
-              <w:t xml:space="preserve">høringsfrist 01.07.2026</w:t>
-            </w:r>
-          </w:p>
-        </w:tc>
-      </w:tr>
-      <w:tr>
-        <w:tc>
-          <w:p>
-            <w:pPr>
-              <w:pStyle w:val="Compact"/>
-              <w:jc w:val="left"/>
-            </w:pPr>
-            <w:r>
-              <w:rPr>
-                <w:b/>
-              </w:rPr>
-              <w:t xml:space="preserve">Avsender</w:t>
-            </w:r>
-          </w:p>
-        </w:tc>
-        <w:tc>
-          <w:p>
-            <w:pPr>
-              <w:pStyle w:val="Compact"/>
-              <w:jc w:val="left"/>
-            </w:pPr>
-            <w:r>
-              <w:rPr>
-                <w:i/>
-              </w:rPr>
-              <w:t xml:space="preserve">[Fyll inn: navn / organisasjon / lag / forening]</w:t>
-            </w:r>
-          </w:p>
-        </w:tc>
-      </w:tr>
-      <w:tr>
-        <w:tc>
-          <w:p>
-            <w:pPr>
-              <w:pStyle w:val="Compact"/>
-              <w:jc w:val="left"/>
-            </w:pPr>
-            <w:r>
-              <w:rPr>
-                <w:b/>
-              </w:rPr>
-              <w:t xml:space="preserve">Adresse / e-post</w:t>
-            </w:r>
-          </w:p>
-        </w:tc>
-        <w:tc>
-          <w:p>
-            <w:pPr>
-              <w:pStyle w:val="Compact"/>
-              <w:jc w:val="left"/>
-            </w:pPr>
-            <w:r>
-              <w:rPr>
-                <w:i/>
-              </w:rPr>
-              <w:t xml:space="preserve">[Fyll inn]</w:t>
-            </w:r>
-          </w:p>
-        </w:tc>
-      </w:tr>
-      <w:tr>
-        <w:tc>
-          <w:p>
-            <w:pPr>
-              <w:pStyle w:val="Compact"/>
-              <w:jc w:val="left"/>
-            </w:pPr>
-            <w:r>
-              <w:rPr>
-                <w:b/>
-              </w:rPr>
-              <w:t xml:space="preserve">Dato</w:t>
-            </w:r>
-          </w:p>
-        </w:tc>
-        <w:tc>
-          <w:p>
-            <w:pPr>
-              <w:pStyle w:val="Compact"/>
-              <w:jc w:val="left"/>
-            </w:pPr>
-            <w:r>
-              <w:rPr>
-                <w:i/>
-              </w:rPr>
-              <w:t xml:space="preserve">[Fyll inn]</w:t>
-            </w:r>
-          </w:p>
-        </w:tc>
-      </w:tr>
-    </w:tbl>
+    <w:p>
+      <w:pPr>
+        <w:pStyle w:val="FirstParagraph"/>
+      </w:pPr>
+      <w:r>
+        <w:rPr>
+          <w:b/>
+        </w:rPr>
+        <w:t xml:space="preserve">Avsender:</w:t>
+      </w:r>
+      <w:r>
+        <w:t xml:space="preserve"> </w:t>
+      </w:r>
+      <w:r>
+        <w:t xml:space="preserve">Erling Kristiansen –</w:t>
+      </w:r>
+      <w:r>
+        <w:t xml:space="preserve"> </w:t>
+      </w:r>
+      <w:hyperlink r:id="rId21">
+        <w:r>
+          <w:rPr>
+            <w:rStyle w:val="Hyperlink"/>
+          </w:rPr>
+          <w:t xml:space="preserve">erling@rognsund.no</w:t>
+        </w:r>
+      </w:hyperlink>
+    </w:p>
+    <w:p>
+      <w:pPr>
+        <w:pStyle w:val="BodyText"/>
+      </w:pPr>
+      <w:r>
+        <w:rPr>
+          <w:b/>
+        </w:rPr>
+        <w:t xml:space="preserve">Til:</w:t>
+      </w:r>
+      <w:r>
+        <w:t xml:space="preserve"> </w:t>
+      </w:r>
+      <w:r>
+        <w:t xml:space="preserve">SalMar Farming AS v/ Rambøll Norge AS, planfaglig konsulent Marie Dølør McDougall –</w:t>
+      </w:r>
+      <w:r>
+        <w:t xml:space="preserve"> </w:t>
+      </w:r>
+      <w:hyperlink r:id="rId22">
+        <w:r>
+          <w:rPr>
+            <w:rStyle w:val="Hyperlink"/>
+          </w:rPr>
+          <w:t xml:space="preserve">marie.mcdougall@ramboll.no</w:t>
+        </w:r>
+      </w:hyperlink>
+      <w:r>
+        <w:t xml:space="preserve">, Postboks 1077, 9503 Alta</w:t>
+      </w:r>
+    </w:p>
+    <w:p>
+      <w:pPr>
+        <w:pStyle w:val="BodyText"/>
+      </w:pPr>
+      <w:r>
+        <w:rPr>
+          <w:b/>
+        </w:rPr>
+        <w:t xml:space="preserve">Til:</w:t>
+      </w:r>
+      <w:r>
+        <w:t xml:space="preserve"> </w:t>
+      </w:r>
+      <w:r>
+        <w:t xml:space="preserve">Alta kommune, planavdelingen (saksbehandler Ingrid Holtan Fredriksen; avdelingsleder plan Veslemøy Grindvik) –</w:t>
+      </w:r>
+      <w:r>
+        <w:t xml:space="preserve"> </w:t>
+      </w:r>
+      <w:hyperlink r:id="rId23">
+        <w:r>
+          <w:rPr>
+            <w:rStyle w:val="Hyperlink"/>
+          </w:rPr>
+          <w:t xml:space="preserve">postmottak@alta.kommune.no</w:t>
+        </w:r>
+      </w:hyperlink>
+    </w:p>
+    <w:p>
+      <w:pPr>
+        <w:pStyle w:val="BodyText"/>
+      </w:pPr>
+      <w:r>
+        <w:rPr>
+          <w:b/>
+        </w:rPr>
+        <w:t xml:space="preserve">Kopi til:</w:t>
+      </w:r>
+      <w:r>
+        <w:t xml:space="preserve"> </w:t>
+      </w:r>
+      <w:r>
+        <w:t xml:space="preserve">Berørte myndigheter, organisasjoner og parter – bl.a. Statsforvalteren i Troms og Finnmark, Sametinget, Kystverket, Fiskeridirektoratet, NVE, Mattilsynet, Finnmark fylkeskommune og Miljødirektoratet, samt øvrige berørte og interessenter</w:t>
+      </w:r>
+    </w:p>
+    <w:p>
+      <w:pPr>
+        <w:pStyle w:val="BodyText"/>
+      </w:pPr>
+      <w:r>
+        <w:rPr>
+          <w:b/>
+        </w:rPr>
+        <w:t xml:space="preserve">Sendt:</w:t>
+      </w:r>
+      <w:r>
+        <w:t xml:space="preserve"> </w:t>
+      </w:r>
+      <w:r>
+        <w:t xml:space="preserve">30.06.2026</w:t>
+      </w:r>
+    </w:p>
+    <w:p>
+      <w:pPr>
+        <w:pStyle w:val="BodyText"/>
+      </w:pPr>
+      <w:r>
+        <w:rPr>
+          <w:b/>
+        </w:rPr>
+        <w:t xml:space="preserve">Sak:</w:t>
+      </w:r>
+      <w:r>
+        <w:t xml:space="preserve"> </w:t>
+      </w:r>
+      <w:r>
+        <w:t xml:space="preserve">Detaljregulering for akvakultur i Rognsund – PlanID 20260001, arkivsak 2025/7057 (Rambøll prosjektnr. 378020670). Varsel om oppstart 11.05.2026.</w:t>
+      </w:r>
+    </w:p>
+    <w:p>
+      <w:pPr>
+        <w:pStyle w:val="BodyText"/>
+      </w:pPr>
+      <w:r>
+        <w:rPr>
+          <w:b/>
+        </w:rPr>
+        <w:t xml:space="preserve">Gjelder:</w:t>
+      </w:r>
+      <w:r>
+        <w:t xml:space="preserve"> </w:t>
+      </w:r>
+      <w:r>
+        <w:t xml:space="preserve">Innspill til høring av planprogram – høringsfrist 01.07.2026</w:t>
+      </w:r>
+    </w:p>
     <w:p>
       <w:r>
         <w:pict>
@@ -374,11 +196,11 @@
       <w:pPr>
         <w:pStyle w:val="Heading2"/>
       </w:pPr>
-      <w:bookmarkStart w:id="23" w:name="X2b41e570d713ada6d35118771a545c33f56e6f4"/>
+      <w:bookmarkStart w:id="24" w:name="X2b41e570d713ada6d35118771a545c33f56e6f4"/>
       <w:r>
         <w:t xml:space="preserve">1. Innledning og formål med innspillet</w:t>
       </w:r>
-      <w:bookmarkEnd w:id="23"/>
+      <w:bookmarkEnd w:id="24"/>
     </w:p>
     <w:p>
       <w:pPr>
@@ -443,7 +265,7 @@
         <w:t xml:space="preserve"> </w:t>
       </w:r>
       <w:r>
-        <w:t xml:space="preserve">– et arktisk fjordsystem med nasjonale og internasjonale naturverdier, sjøsamisk kultur, tradisjonelt fiske, reiseliv og levende lokalsamfunn. Vi tar i dette innspillet ikke stilling til løsninger eller til utfallet av saken. Vi krever at</w:t>
+        <w:t xml:space="preserve">– et arktisk fjordsystem med nasjonale og internasjonale naturverdier, sjøsamisk kultur, tradisjonelt fiske, reiseliv og levende lokalsamfunn. Innspillet tar ikke stilling til løsninger eller til utfallet av saken. Det kreves at</w:t>
       </w:r>
       <w:r>
         <w:t xml:space="preserve"> </w:t>
@@ -470,7 +292,7 @@
         <w:t xml:space="preserve"> </w:t>
       </w:r>
       <w:r>
-        <w:t xml:space="preserve">i den videre saksgangen. Vi krever videre at</w:t>
+        <w:t xml:space="preserve">i den videre saksgangen. Det kreves videre at</w:t>
       </w:r>
       <w:r>
         <w:t xml:space="preserve"> </w:t>
@@ -528,18 +350,18 @@
       <w:pPr>
         <w:pStyle w:val="Heading2"/>
       </w:pPr>
-      <w:bookmarkStart w:id="24" w:name="Xd85a3ce987a0df8aaf0e37ef3f63ef7353045d8"/>
+      <w:bookmarkStart w:id="25" w:name="Xd85a3ce987a0df8aaf0e37ef3f63ef7353045d8"/>
       <w:r>
         <w:t xml:space="preserve">2. Overordnede krav til planprogrammet og konsekvensutredningen</w:t>
       </w:r>
-      <w:bookmarkEnd w:id="24"/>
+      <w:bookmarkEnd w:id="25"/>
     </w:p>
     <w:p>
       <w:pPr>
         <w:pStyle w:val="FirstParagraph"/>
       </w:pPr>
       <w:r>
-        <w:t xml:space="preserve">Vi krever at følgende legges til grunn for hele utredningsarbeidet:</w:t>
+        <w:t xml:space="preserve">Det kreves at følgende legges til grunn for hele utredningsarbeidet:</w:t>
       </w:r>
     </w:p>
     <w:p>
@@ -680,7 +502,7 @@
         <w:t xml:space="preserve"> </w:t>
       </w:r>
       <w:r>
-        <w:t xml:space="preserve">Vi krever at Miljødirektoratets metodikk</w:t>
+        <w:t xml:space="preserve">Det kreves at Miljødirektoratets metodikk</w:t>
       </w:r>
       <w:r>
         <w:t xml:space="preserve"> </w:t>
@@ -751,18 +573,18 @@
       <w:pPr>
         <w:pStyle w:val="Heading2"/>
       </w:pPr>
-      <w:bookmarkStart w:id="25" w:name="Xbed22afc493d887ce4e8d98cb8324afc33791ec"/>
+      <w:bookmarkStart w:id="26" w:name="Xbed22afc493d887ce4e8d98cb8324afc33791ec"/>
       <w:r>
         <w:t xml:space="preserve">3. Tematiske krav om utredning og dokumentasjon</w:t>
       </w:r>
-      <w:bookmarkEnd w:id="25"/>
+      <w:bookmarkEnd w:id="26"/>
     </w:p>
     <w:p>
       <w:pPr>
         <w:pStyle w:val="FirstParagraph"/>
       </w:pPr>
       <w:r>
-        <w:t xml:space="preserve">For hvert tema under krever vi at forholdet</w:t>
+        <w:t xml:space="preserve">For hvert tema under kreves det at forholdet</w:t>
       </w:r>
       <w:r>
         <w:t xml:space="preserve"> </w:t>
@@ -796,11 +618,11 @@
       <w:pPr>
         <w:pStyle w:val="Heading3"/>
       </w:pPr>
-      <w:bookmarkStart w:id="26" w:name="X577950cecde9f4e65f8997da313efe771285416"/>
+      <w:bookmarkStart w:id="27" w:name="X577950cecde9f4e65f8997da313efe771285416"/>
       <w:r>
         <w:t xml:space="preserve">3.1 Villaks, lakselus, rømming og genetisk innkryssing</w:t>
       </w:r>
-      <w:bookmarkEnd w:id="26"/>
+      <w:bookmarkEnd w:id="27"/>
     </w:p>
     <w:p>
       <w:pPr>
@@ -956,11 +778,11 @@
       <w:pPr>
         <w:pStyle w:val="Heading3"/>
       </w:pPr>
-      <w:bookmarkStart w:id="27" w:name="X85388d3c068f05e145432645cc6b2360784c3ca"/>
+      <w:bookmarkStart w:id="28" w:name="X85388d3c068f05e145432645cc6b2360784c3ca"/>
       <w:r>
         <w:t xml:space="preserve">3.2 Vannmiljø, vannforskriften, resipient og strøm</w:t>
       </w:r>
-      <w:bookmarkEnd w:id="27"/>
+      <w:bookmarkEnd w:id="28"/>
     </w:p>
     <w:p>
       <w:pPr>
@@ -992,7 +814,7 @@
         <w:t xml:space="preserve">ukjent</w:t>
       </w:r>
       <w:r>
-        <w:t xml:space="preserve">. Vi krever at kjemisk tilstand kartlegges, slik at vannforskriften</w:t>
+        <w:t xml:space="preserve">. Det kreves at kjemisk tilstand kartlegges, slik at vannforskriften</w:t>
       </w:r>
       <w:r>
         <w:t xml:space="preserve"> </w:t>
@@ -1071,11 +893,11 @@
       <w:pPr>
         <w:pStyle w:val="Heading3"/>
       </w:pPr>
-      <w:bookmarkStart w:id="28" w:name="X75e46eeea6fa1ac56b724177949b605d6a88a22"/>
+      <w:bookmarkStart w:id="29" w:name="X75e46eeea6fa1ac56b724177949b605d6a88a22"/>
       <w:r>
         <w:t xml:space="preserve">3.3 Utslipp, bunnpåvirkning og marine naturtyper</w:t>
       </w:r>
-      <w:bookmarkEnd w:id="28"/>
+      <w:bookmarkEnd w:id="29"/>
     </w:p>
     <w:p>
       <w:pPr>
@@ -1131,7 +953,64 @@
         <w:t xml:space="preserve"> </w:t>
       </w:r>
       <w:r>
-        <w:t xml:space="preserve">før eventuell oppstart og overvåking deretter, særlig på hardbunn med liten tidligere tilførsel.</w:t>
+        <w:t xml:space="preserve">før eventuell oppstart og overvåking deretter. Utredningen må omfatte</w:t>
+      </w:r>
+      <w:r>
+        <w:t xml:space="preserve"> </w:t>
+      </w:r>
+      <w:r>
+        <w:rPr>
+          <w:b/>
+        </w:rPr>
+        <w:t xml:space="preserve">alle bunntyper og områder</w:t>
+      </w:r>
+      <w:r>
+        <w:t xml:space="preserve"> </w:t>
+      </w:r>
+      <w:r>
+        <w:t xml:space="preserve">– ikke bare hardbunn – og særlig</w:t>
+      </w:r>
+      <w:r>
+        <w:t xml:space="preserve"> </w:t>
+      </w:r>
+      <w:r>
+        <w:rPr>
+          <w:b/>
+        </w:rPr>
+        <w:t xml:space="preserve">dybdegroper og forsenkninger</w:t>
+      </w:r>
+      <w:r>
+        <w:t xml:space="preserve"> </w:t>
+      </w:r>
+      <w:r>
+        <w:t xml:space="preserve">der organisk slam, avhengig av synkehastighet, vil hope seg opp. Det må vurderes hvordan</w:t>
+      </w:r>
+      <w:r>
+        <w:t xml:space="preserve"> </w:t>
+      </w:r>
+      <w:r>
+        <w:rPr>
+          <w:b/>
+        </w:rPr>
+        <w:t xml:space="preserve">bunndyr og bunnlevende fisk</w:t>
+      </w:r>
+      <w:r>
+        <w:t xml:space="preserve"> </w:t>
+      </w:r>
+      <w:r>
+        <w:t xml:space="preserve">påvirkes, særlig</w:t>
+      </w:r>
+      <w:r>
+        <w:t xml:space="preserve"> </w:t>
+      </w:r>
+      <w:r>
+        <w:rPr>
+          <w:b/>
+        </w:rPr>
+        <w:t xml:space="preserve">kveite, sjirre, krabbe og andre bunndyr</w:t>
+      </w:r>
+      <w:r>
+        <w:t xml:space="preserve">.</w:t>
       </w:r>
     </w:p>
     <w:p>
@@ -1210,11 +1089,11 @@
       <w:pPr>
         <w:pStyle w:val="Heading3"/>
       </w:pPr>
-      <w:bookmarkStart w:id="29" w:name="X1ac8dedcc4989700415a92e5257326d4fb20af0"/>
+      <w:bookmarkStart w:id="30" w:name="X1ac8dedcc4989700415a92e5257326d4fb20af0"/>
       <w:r>
         <w:t xml:space="preserve">3.4 Driftsform og teknologi (krav om utredning, ikke om løsning)</w:t>
       </w:r>
-      <w:bookmarkEnd w:id="29"/>
+      <w:bookmarkEnd w:id="30"/>
     </w:p>
     <w:p>
       <w:pPr>
@@ -1267,18 +1146,18 @@
         <w:rPr>
           <w:i/>
         </w:rPr>
-        <w:t xml:space="preserve">Vi tar ikke stilling til hvilken løsning som bør velges; vi krever at konsekvensene av de ulike driftsformene dokumenteres slik at valget kan tas på et opplyst grunnlag.</w:t>
+        <w:t xml:space="preserve">Innspillet tar ikke stilling til hvilken løsning som bør velges; det kreves at konsekvensene av de ulike driftsformene dokumenteres slik at valget kan tas på et opplyst grunnlag.</w:t>
       </w:r>
     </w:p>
     <w:p>
       <w:pPr>
         <w:pStyle w:val="Heading3"/>
       </w:pPr>
-      <w:bookmarkStart w:id="30" w:name="Xfd2241d8fca03c0839d0396d201a8db97ace770"/>
+      <w:bookmarkStart w:id="31" w:name="Xfd2241d8fca03c0839d0396d201a8db97ace770"/>
       <w:r>
         <w:t xml:space="preserve">3.5 Gyteområder og marine ressurser</w:t>
       </w:r>
-      <w:bookmarkEnd w:id="30"/>
+      <w:bookmarkEnd w:id="31"/>
     </w:p>
     <w:p>
       <w:pPr>
@@ -1374,11 +1253,11 @@
       <w:pPr>
         <w:pStyle w:val="Heading3"/>
       </w:pPr>
-      <w:bookmarkStart w:id="31" w:name="X9e8f79a51feee373c2cbed9d921444a305c9c32"/>
+      <w:bookmarkStart w:id="32" w:name="X9e8f79a51feee373c2cbed9d921444a305c9c32"/>
       <w:r>
         <w:t xml:space="preserve">3.6 Sjøfugl og rødlistede arter</w:t>
       </w:r>
-      <w:bookmarkEnd w:id="31"/>
+      <w:bookmarkEnd w:id="32"/>
     </w:p>
     <w:p>
       <w:pPr>
@@ -1437,7 +1316,7 @@
         <w:t xml:space="preserve">hettemåke og lomvi (kritisk truet, CR)</w:t>
       </w:r>
       <w:r>
-        <w:t xml:space="preserve">; krykkje, makrellterne, storspove og lunde (sterkt truet, EN); ærfugl, gråmåke, fiskemåke, tyvjo og alke (sårbar, VU); storskarv, tjeld, teist, rødstilk m.fl. (nær truet, NT). Vi krever at disse funnene legges eksplisitt til grunn og oppdateres med feltkartlegging.</w:t>
+        <w:t xml:space="preserve">; krykkje, makrellterne, storspove og lunde (sterkt truet, EN); ærfugl, gråmåke, fiskemåke, tyvjo og alke (sårbar, VU); storskarv, tjeld, teist, rødstilk m.fl. (nær truet, NT). Det kreves at disse funnene legges eksplisitt til grunn og oppdateres med feltkartlegging.</w:t>
       </w:r>
     </w:p>
     <w:p>
@@ -1507,11 +1386,11 @@
       <w:pPr>
         <w:pStyle w:val="Heading3"/>
       </w:pPr>
-      <w:bookmarkStart w:id="32" w:name="X8ac541f87f41e9bc602ab7a61ad6c88e0d23a75"/>
+      <w:bookmarkStart w:id="33" w:name="X8ac541f87f41e9bc602ab7a61ad6c88e0d23a75"/>
       <w:r>
         <w:t xml:space="preserve">3.7 Sjøpattedyr og undervannsstøy</w:t>
       </w:r>
-      <w:bookmarkEnd w:id="32"/>
+      <w:bookmarkEnd w:id="33"/>
     </w:p>
     <w:p>
       <w:pPr>
@@ -1670,11 +1549,11 @@
       <w:pPr>
         <w:pStyle w:val="Heading3"/>
       </w:pPr>
-      <w:bookmarkStart w:id="33" w:name="Xd554f2f22b30b7034fe121a17ec1f4b87c0fd39"/>
+      <w:bookmarkStart w:id="34" w:name="Xd554f2f22b30b7034fe121a17ec1f4b87c0fd39"/>
       <w:r>
         <w:t xml:space="preserve">3.8 Tradisjonelt fiske og kystflåtens fiskefelt</w:t>
       </w:r>
-      <w:bookmarkEnd w:id="33"/>
+      <w:bookmarkEnd w:id="34"/>
     </w:p>
     <w:p>
       <w:pPr>
@@ -1764,11 +1643,11 @@
       <w:pPr>
         <w:pStyle w:val="Heading3"/>
       </w:pPr>
-      <w:bookmarkStart w:id="34" w:name="Xb7d8332a44073b99700b7940bafa01154d95c08"/>
+      <w:bookmarkStart w:id="35" w:name="Xb7d8332a44073b99700b7940bafa01154d95c08"/>
       <w:r>
         <w:t xml:space="preserve">3.9 Sjøsamiske interesser og reindrift</w:t>
       </w:r>
-      <w:bookmarkEnd w:id="34"/>
+      <w:bookmarkEnd w:id="35"/>
     </w:p>
     <w:p>
       <w:pPr>
@@ -1870,11 +1749,11 @@
       <w:pPr>
         <w:pStyle w:val="Heading3"/>
       </w:pPr>
-      <w:bookmarkStart w:id="35" w:name="Xa26769e7644e7e125c31b7b3f7df18488f8268a"/>
+      <w:bookmarkStart w:id="36" w:name="Xa26769e7644e7e125c31b7b3f7df18488f8268a"/>
       <w:r>
         <w:t xml:space="preserve">3.10 Verneområder og landskap</w:t>
       </w:r>
-      <w:bookmarkEnd w:id="35"/>
+      <w:bookmarkEnd w:id="36"/>
     </w:p>
     <w:p>
       <w:pPr>
@@ -1958,11 +1837,11 @@
       <w:pPr>
         <w:pStyle w:val="Heading3"/>
       </w:pPr>
-      <w:bookmarkStart w:id="36" w:name="Xaeffac1a75eac4325650d1a1752dbea2acde7a1"/>
+      <w:bookmarkStart w:id="37" w:name="Xaeffac1a75eac4325650d1a1752dbea2acde7a1"/>
       <w:r>
         <w:t xml:space="preserve">3.11 Forholdet til overordnet plan (FFNFA / KPA)</w:t>
       </w:r>
-      <w:bookmarkEnd w:id="36"/>
+      <w:bookmarkEnd w:id="37"/>
     </w:p>
     <w:p>
       <w:pPr>
@@ -2013,11 +1892,11 @@
       <w:pPr>
         <w:pStyle w:val="Heading3"/>
       </w:pPr>
-      <w:bookmarkStart w:id="37" w:name="X8191a29560ca43aebab2b14a64082f026488dd7"/>
+      <w:bookmarkStart w:id="38" w:name="X8191a29560ca43aebab2b14a64082f026488dd7"/>
       <w:r>
         <w:t xml:space="preserve">3.12 Farled, sikkerhet og hvit lyktesektor</w:t>
       </w:r>
-      <w:bookmarkEnd w:id="37"/>
+      <w:bookmarkEnd w:id="38"/>
     </w:p>
     <w:p>
       <w:pPr>
@@ -2083,11 +1962,11 @@
       <w:pPr>
         <w:pStyle w:val="Heading3"/>
       </w:pPr>
-      <w:bookmarkStart w:id="38" w:name="Xb45c3f33f26a221e513702c3b0262eeae90c179"/>
+      <w:bookmarkStart w:id="39" w:name="Xb45c3f33f26a221e513702c3b0262eeae90c179"/>
       <w:r>
         <w:t xml:space="preserve">3.13 Skred, flodbølge og samfunnssikkerhet</w:t>
       </w:r>
-      <w:bookmarkEnd w:id="38"/>
+      <w:bookmarkEnd w:id="39"/>
     </w:p>
     <w:p>
       <w:pPr>
@@ -2171,11 +2050,11 @@
       <w:pPr>
         <w:pStyle w:val="Heading3"/>
       </w:pPr>
-      <w:bookmarkStart w:id="39" w:name="X318678004e046bfd755a60a3173b104eb3c1538"/>
-      <w:r>
-        <w:t xml:space="preserve">3.14 Kumulative effekter og biomasse</w:t>
-      </w:r>
-      <w:bookmarkEnd w:id="39"/>
+      <w:bookmarkStart w:id="40" w:name="X515dad2a181b126a3f7d97f7cc8fea5dd004f87"/>
+      <w:r>
+        <w:t xml:space="preserve">3.14 Kumulative effekter, biomasse og rekkefølgekrav</w:t>
+      </w:r>
+      <w:bookmarkEnd w:id="40"/>
     </w:p>
     <w:p>
       <w:pPr>
@@ -2236,13 +2115,88 @@
     </w:p>
     <w:p>
       <w:pPr>
+        <w:numPr>
+          <w:ilvl w:val="0"/>
+          <w:numId w:val="1015"/>
+        </w:numPr>
+        <w:pStyle w:val="Compact"/>
+      </w:pPr>
+      <w:r>
+        <w:rPr>
+          <w:b/>
+        </w:rPr>
+        <w:t xml:space="preserve">Rekkefølgekrav:</w:t>
+      </w:r>
+      <w:r>
+        <w:t xml:space="preserve"> </w:t>
+      </w:r>
+      <w:r>
+        <w:t xml:space="preserve">at behovet for og utformingen av</w:t>
+      </w:r>
+      <w:r>
+        <w:t xml:space="preserve"> </w:t>
+      </w:r>
+      <w:r>
+        <w:rPr>
+          <w:b/>
+        </w:rPr>
+        <w:t xml:space="preserve">rekkefølgebestemmelser</w:t>
+      </w:r>
+      <w:r>
+        <w:t xml:space="preserve"> </w:t>
+      </w:r>
+      <w:r>
+        <w:t xml:space="preserve">(jf. plan- og bygningsloven § 12-7 nr. 10) utredes og innarbeides, slik at nye lokaliteter ikke kan tas i bruk før de lokalitetene som skal fjernes (bl.a. Pollen, Lille Kvalfjord og Store Kufjord) er</w:t>
+      </w:r>
+      <w:r>
+        <w:t xml:space="preserve"> </w:t>
+      </w:r>
+      <w:r>
+        <w:rPr>
+          <w:b/>
+        </w:rPr>
+        <w:t xml:space="preserve">permanent avviklet</w:t>
+      </w:r>
+      <w:r>
+        <w:t xml:space="preserve">, fortøyninger og installasjoner fjernet, og arealet tilbakeført til opprinnelig formål i kommuneplanen.</w:t>
+      </w:r>
+    </w:p>
+    <w:p>
+      <w:pPr>
+        <w:numPr>
+          <w:ilvl w:val="0"/>
+          <w:numId w:val="1015"/>
+        </w:numPr>
+        <w:pStyle w:val="Compact"/>
+      </w:pPr>
+      <w:r>
+        <w:t xml:space="preserve">At forutsetningen om at samlet biomasse «ikke skal øke» gjøres</w:t>
+      </w:r>
+      <w:r>
+        <w:t xml:space="preserve"> </w:t>
+      </w:r>
+      <w:r>
+        <w:rPr>
+          <w:b/>
+        </w:rPr>
+        <w:t xml:space="preserve">juridisk bindende</w:t>
+      </w:r>
+      <w:r>
+        <w:t xml:space="preserve"> </w:t>
+      </w:r>
+      <w:r>
+        <w:t xml:space="preserve">gjennom rekkefølgekrav og/eller planbestemmelser med et tak på samlet biomasse og belastning i sundet – slik at det ikke forblir en intensjon.</w:t>
+      </w:r>
+    </w:p>
+    <w:p>
+      <w:pPr>
         <w:pStyle w:val="Heading3"/>
       </w:pPr>
-      <w:bookmarkStart w:id="40" w:name="Xcff57753e21746c8167336d1f0a6b17e2121871"/>
+      <w:bookmarkStart w:id="41" w:name="Xcff57753e21746c8167336d1f0a6b17e2121871"/>
       <w:r>
         <w:t xml:space="preserve">3.15 Friluftsliv, reiseliv, folkehelse og lysforurensning</w:t>
       </w:r>
-      <w:bookmarkEnd w:id="40"/>
+      <w:bookmarkEnd w:id="41"/>
     </w:p>
     <w:p>
       <w:pPr>
@@ -2317,11 +2271,11 @@
       <w:pPr>
         <w:pStyle w:val="Heading3"/>
       </w:pPr>
-      <w:bookmarkStart w:id="41" w:name="X31d64ced74bd965e1b61e098187367f7635daef"/>
+      <w:bookmarkStart w:id="42" w:name="X31d64ced74bd965e1b61e098187367f7635daef"/>
       <w:r>
         <w:t xml:space="preserve">3.16 Klima, ekstremvær og beredskap</w:t>
       </w:r>
-      <w:bookmarkEnd w:id="41"/>
+      <w:bookmarkEnd w:id="42"/>
     </w:p>
     <w:p>
       <w:pPr>
@@ -2384,11 +2338,11 @@
       <w:pPr>
         <w:pStyle w:val="Heading3"/>
       </w:pPr>
-      <w:bookmarkStart w:id="42" w:name="X527cdf0b1192aa36cd9e5f211c9bbe238295b8b"/>
+      <w:bookmarkStart w:id="43" w:name="X527cdf0b1192aa36cd9e5f211c9bbe238295b8b"/>
       <w:r>
         <w:t xml:space="preserve">3.17 Kulturminner i sjø og marinarkeologi</w:t>
       </w:r>
-      <w:bookmarkEnd w:id="42"/>
+      <w:bookmarkEnd w:id="43"/>
     </w:p>
     <w:p>
       <w:pPr>
@@ -2415,11 +2369,11 @@
       <w:pPr>
         <w:pStyle w:val="Heading3"/>
       </w:pPr>
-      <w:bookmarkStart w:id="43" w:name="Xce32b5b51618bce182a4347f4998fc2af9ce43b"/>
+      <w:bookmarkStart w:id="44" w:name="Xce32b5b51618bce182a4347f4998fc2af9ce43b"/>
       <w:r>
         <w:t xml:space="preserve">3.18 Fiskehelse, sykdom, legemidler og dyrevelferd</w:t>
       </w:r>
-      <w:bookmarkEnd w:id="43"/>
+      <w:bookmarkEnd w:id="44"/>
     </w:p>
     <w:p>
       <w:pPr>
@@ -2491,11 +2445,11 @@
       <w:pPr>
         <w:pStyle w:val="Heading3"/>
       </w:pPr>
-      <w:bookmarkStart w:id="44" w:name="X7d6f348f820618bf45f7aafe0c7a211a5314e6f"/>
+      <w:bookmarkStart w:id="45" w:name="X7d6f348f820618bf45f7aafe0c7a211a5314e6f"/>
       <w:r>
         <w:t xml:space="preserve">3.19 Forholdet til nasjonalt regelverk i endring</w:t>
       </w:r>
-      <w:bookmarkEnd w:id="44"/>
+      <w:bookmarkEnd w:id="45"/>
     </w:p>
     <w:p>
       <w:pPr>
@@ -2528,11 +2482,11 @@
       <w:pPr>
         <w:pStyle w:val="Heading3"/>
       </w:pPr>
-      <w:bookmarkStart w:id="45" w:name="Xc7bdcce6c46fbba421d413a026a1e3f89fede14"/>
+      <w:bookmarkStart w:id="46" w:name="Xc7bdcce6c46fbba421d413a026a1e3f89fede14"/>
       <w:r>
         <w:t xml:space="preserve">3.20 Svakheter i planinitiativets § 10-vurdering</w:t>
       </w:r>
-      <w:bookmarkEnd w:id="45"/>
+      <w:bookmarkEnd w:id="46"/>
     </w:p>
     <w:p>
       <w:pPr>
@@ -2572,11 +2526,11 @@
       <w:pPr>
         <w:pStyle w:val="Heading2"/>
       </w:pPr>
-      <w:bookmarkStart w:id="46" w:name="Xf0c3ca32b3a1e30005528361461e72a61e170fa"/>
+      <w:bookmarkStart w:id="47" w:name="Xf0c3ca32b3a1e30005528361461e72a61e170fa"/>
       <w:r>
         <w:t xml:space="preserve">4. Krav om metode og kvalitetssikring</w:t>
       </w:r>
-      <w:bookmarkEnd w:id="46"/>
+      <w:bookmarkEnd w:id="47"/>
     </w:p>
     <w:p>
       <w:pPr>
@@ -2587,7 +2541,7 @@
         <w:pStyle w:val="Compact"/>
       </w:pPr>
       <w:r>
-        <w:t xml:space="preserve">Vi krever at</w:t>
+        <w:t xml:space="preserve">Det kreves at</w:t>
       </w:r>
       <w:r>
         <w:t xml:space="preserve"> </w:t>
@@ -2614,7 +2568,7 @@
         <w:pStyle w:val="Compact"/>
       </w:pPr>
       <w:r>
-        <w:t xml:space="preserve">Vi krever at</w:t>
+        <w:t xml:space="preserve">Det kreves at</w:t>
       </w:r>
       <w:r>
         <w:t xml:space="preserve"> </w:t>
@@ -2641,7 +2595,7 @@
         <w:pStyle w:val="Compact"/>
       </w:pPr>
       <w:r>
-        <w:t xml:space="preserve">Vi ber om at det vurderes</w:t>
+        <w:t xml:space="preserve">Det bes om at det vurderes</w:t>
       </w:r>
       <w:r>
         <w:t xml:space="preserve"> </w:t>
@@ -2670,11 +2624,11 @@
       <w:pPr>
         <w:pStyle w:val="Heading2"/>
       </w:pPr>
-      <w:bookmarkStart w:id="47" w:name="Xf9abf540b7154572ce2ec41d61d7e44721586d9"/>
+      <w:bookmarkStart w:id="48" w:name="Xf9abf540b7154572ce2ec41d61d7e44721586d9"/>
       <w:r>
         <w:t xml:space="preserve">5. Krav om prosess, medvirkning og innsyn</w:t>
       </w:r>
-      <w:bookmarkEnd w:id="47"/>
+      <w:bookmarkEnd w:id="48"/>
     </w:p>
     <w:p>
       <w:pPr>
@@ -2795,18 +2749,18 @@
       <w:pPr>
         <w:pStyle w:val="Heading2"/>
       </w:pPr>
-      <w:bookmarkStart w:id="48" w:name="X08b60b4d90f51cf0878b851d3de0e92f28272cf"/>
+      <w:bookmarkStart w:id="49" w:name="X08b60b4d90f51cf0878b851d3de0e92f28272cf"/>
       <w:r>
         <w:t xml:space="preserve">6. Krav om oppfølging og vektlegging</w:t>
       </w:r>
-      <w:bookmarkEnd w:id="48"/>
+      <w:bookmarkEnd w:id="49"/>
     </w:p>
     <w:p>
       <w:pPr>
         <w:pStyle w:val="FirstParagraph"/>
       </w:pPr>
       <w:r>
-        <w:t xml:space="preserve">Vi krever at:</w:t>
+        <w:t xml:space="preserve">Det kreves at:</w:t>
       </w:r>
     </w:p>
     <w:p>
@@ -2884,7 +2838,7 @@
         <w:pStyle w:val="Compact"/>
       </w:pPr>
       <w:r>
-        <w:t xml:space="preserve">Vi mottar</w:t>
+        <w:t xml:space="preserve">Avsender mottar</w:t>
       </w:r>
       <w:r>
         <w:t xml:space="preserve"> </w:t>
@@ -2913,11 +2867,11 @@
       <w:pPr>
         <w:pStyle w:val="Heading2"/>
       </w:pPr>
-      <w:bookmarkStart w:id="49" w:name="Xf2c0b5fabdd4939808589728b56b054daf729ec"/>
+      <w:bookmarkStart w:id="50" w:name="Xf2c0b5fabdd4939808589728b56b054daf729ec"/>
       <w:r>
         <w:t xml:space="preserve">7. Avslutning</w:t>
       </w:r>
-      <w:bookmarkEnd w:id="49"/>
+      <w:bookmarkEnd w:id="50"/>
     </w:p>
     <w:p>
       <w:pPr>
@@ -2932,7 +2886,7 @@
         <w:pStyle w:val="BodyText"/>
       </w:pPr>
       <w:r>
-        <w:t xml:space="preserve">Vi ber om at planprogrammet utvides og presiseres i tråd med kravene over, slik at konsekvensutredningen belyser</w:t>
+        <w:t xml:space="preserve">Det bes om at planprogrammet utvides og presiseres i tråd med kravene over, slik at konsekvensutredningen belyser</w:t>
       </w:r>
       <w:r>
         <w:t xml:space="preserve"> </w:t>
@@ -2975,11 +2929,19 @@
         <w:pStyle w:val="BodyText"/>
       </w:pPr>
       <w:r>
-        <w:rPr>
-          <w:i/>
-        </w:rPr>
-        <w:t xml:space="preserve">[Avsender / organisasjon]</w:t>
-      </w:r>
+        <w:t xml:space="preserve">Erling Kristiansen</w:t>
+      </w:r>
+      <w:r>
+        <w:br/>
+      </w:r>
+      <w:hyperlink r:id="rId21">
+        <w:r>
+          <w:rPr>
+            <w:rStyle w:val="Hyperlink"/>
+          </w:rPr>
+          <w:t xml:space="preserve">erling@rognsund.no</w:t>
+        </w:r>
+      </w:hyperlink>
     </w:p>
     <w:p>
       <w:r>
@@ -2992,11 +2954,11 @@
       <w:pPr>
         <w:pStyle w:val="Heading2"/>
       </w:pPr>
-      <w:bookmarkStart w:id="50" w:name="vedlegg-og-kunnskapsgrunnlag"/>
+      <w:bookmarkStart w:id="51" w:name="vedlegg-og-kunnskapsgrunnlag"/>
       <w:r>
         <w:t xml:space="preserve">Vedlegg og kunnskapsgrunnlag</w:t>
       </w:r>
-      <w:bookmarkEnd w:id="50"/>
+      <w:bookmarkEnd w:id="51"/>
     </w:p>
     <w:p>
       <w:pPr>
